--- a/sources/veille/2026-07-22_veille_SERAFIN-PH.docx
+++ b/sources/veille/2026-07-22_veille_SERAFIN-PH.docx
@@ -210,43 +210,60 @@
             <w:pPr>
               <w:jc w:val="left"/>
             </w:pPr>
-            <w:r>
-              <w:rPr>
-                <w:rFonts w:ascii="Calibri" w:cs="Calibri" w:eastAsia="Calibri" w:hAnsi="Calibri"/>
-                <w:b w:val="false"/>
-                <w:bCs w:val="false"/>
-                <w:color w:val="1F2937"/>
-                <w:sz w:val="20"/>
-                <w:szCs w:val="20"/>
-              </w:rPr>
-              <w:t xml:space="preserve">handicap.gouv.fr — Comité stratégique SERAFIN-PH</w:t>
-            </w:r>
-          </w:p>
-        </w:tc>
-        <w:tc>
-          <w:tcPr>
-            <w:tcMar>
-              <w:top w:type="dxa" w:w="60"/>
-              <w:left w:type="dxa" w:w="100"/>
-              <w:bottom w:type="dxa" w:w="60"/>
-              <w:right w:type="dxa" w:w="100"/>
-            </w:tcMar>
-          </w:tcPr>
-          <w:p>
-            <w:pPr>
-              <w:jc w:val="left"/>
-            </w:pPr>
-            <w:r>
-              <w:rPr>
-                <w:rFonts w:ascii="Calibri" w:cs="Calibri" w:eastAsia="Calibri" w:hAnsi="Calibri"/>
-                <w:b w:val="false"/>
-                <w:bCs w:val="false"/>
-                <w:color w:val="1F2937"/>
-                <w:sz w:val="20"/>
-                <w:szCs w:val="20"/>
-              </w:rPr>
-              <w:t xml:space="preserve">handicap.gouv.fr/…/serafin-ph</w:t>
-            </w:r>
+            <w:hyperlink w:history="1" r:id="rIdcomite2026">
+              <w:r>
+                <w:rPr>
+                  <w:rFonts w:ascii="Calibri" w:cs="Calibri" w:eastAsia="Calibri" w:hAnsi="Calibri"/>
+                  <w:b w:val="false"/>
+                  <w:bCs w:val="false"/>
+                  <w:sz w:val="20"/>
+                  <w:szCs w:val="20"/>
+                  <w:color w:val="1155CC"/>
+                  <w:u w:val="single"/>
+                </w:rPr>
+                <w:t xml:space="preserve">handicap.gouv.fr</w:t>
+              </w:r>
+            </w:hyperlink>
+            <w:r>
+              <w:rPr>
+                <w:rFonts w:ascii="Calibri" w:cs="Calibri" w:eastAsia="Calibri" w:hAnsi="Calibri"/>
+                <w:b w:val="false"/>
+                <w:bCs w:val="false"/>
+                <w:color w:val="1F2937"/>
+                <w:sz w:val="20"/>
+                <w:szCs w:val="20"/>
+              </w:rPr>
+              <w:t xml:space="preserve"> — Comité stratégique SERAFIN-PH</w:t>
+            </w:r>
+          </w:p>
+        </w:tc>
+        <w:tc>
+          <w:tcPr>
+            <w:tcMar>
+              <w:top w:type="dxa" w:w="60"/>
+              <w:left w:type="dxa" w:w="100"/>
+              <w:bottom w:type="dxa" w:w="60"/>
+              <w:right w:type="dxa" w:w="100"/>
+            </w:tcMar>
+          </w:tcPr>
+          <w:p>
+            <w:pPr>
+              <w:jc w:val="left"/>
+            </w:pPr>
+            <w:hyperlink w:history="1" r:id="rIdcomite2026">
+              <w:r>
+                <w:rPr>
+                  <w:rFonts w:ascii="Calibri" w:cs="Calibri" w:eastAsia="Calibri" w:hAnsi="Calibri"/>
+                  <w:b w:val="false"/>
+                  <w:bCs w:val="false"/>
+                  <w:sz w:val="20"/>
+                  <w:szCs w:val="20"/>
+                  <w:color w:val="1155CC"/>
+                  <w:u w:val="single"/>
+                </w:rPr>
+                <w:t xml:space="preserve">handicap.gouv.fr/…/serafin-ph</w:t>
+              </w:r>
+            </w:hyperlink>
           </w:p>
         </w:tc>
         <w:tc>
@@ -317,16 +334,30 @@
             <w:pPr>
               <w:jc w:val="left"/>
             </w:pPr>
-            <w:r>
-              <w:rPr>
-                <w:rFonts w:ascii="Calibri" w:cs="Calibri" w:eastAsia="Calibri" w:hAnsi="Calibri"/>
-                <w:b w:val="false"/>
-                <w:bCs w:val="false"/>
-                <w:color w:val="1F2937"/>
-                <w:sz w:val="20"/>
-                <w:szCs w:val="20"/>
-              </w:rPr>
-              <w:t xml:space="preserve">cnsa.fr — Recueil PH 2026 + page principale SERAFIN-PH</w:t>
+            <w:hyperlink w:history="1" r:id="rIdcnsa_page2026">
+              <w:r>
+                <w:rPr>
+                  <w:rFonts w:ascii="Calibri" w:cs="Calibri" w:eastAsia="Calibri" w:hAnsi="Calibri"/>
+                  <w:b w:val="false"/>
+                  <w:bCs w:val="false"/>
+                  <w:sz w:val="20"/>
+                  <w:szCs w:val="20"/>
+                  <w:color w:val="1155CC"/>
+                  <w:u w:val="single"/>
+                </w:rPr>
+                <w:t xml:space="preserve">cnsa.fr</w:t>
+              </w:r>
+            </w:hyperlink>
+            <w:r>
+              <w:rPr>
+                <w:rFonts w:ascii="Calibri" w:cs="Calibri" w:eastAsia="Calibri" w:hAnsi="Calibri"/>
+                <w:b w:val="false"/>
+                <w:bCs w:val="false"/>
+                <w:color w:val="1F2937"/>
+                <w:sz w:val="20"/>
+                <w:szCs w:val="20"/>
+              </w:rPr>
+              <w:t xml:space="preserve"> — Recueil PH 2026 + page principale SERAFIN-PH</w:t>
             </w:r>
           </w:p>
         </w:tc>
@@ -344,17 +375,20 @@
             <w:pPr>
               <w:jc w:val="left"/>
             </w:pPr>
-            <w:r>
-              <w:rPr>
-                <w:rFonts w:ascii="Calibri" w:cs="Calibri" w:eastAsia="Calibri" w:hAnsi="Calibri"/>
-                <w:b w:val="false"/>
-                <w:bCs w:val="false"/>
-                <w:color w:val="1F2937"/>
-                <w:sz w:val="20"/>
-                <w:szCs w:val="20"/>
-              </w:rPr>
-              <w:t xml:space="preserve">cnsa.fr/budget-et-financement/serafin-PH</w:t>
-            </w:r>
+            <w:hyperlink w:history="1" r:id="rIdcnsa_page2026">
+              <w:r>
+                <w:rPr>
+                  <w:rFonts w:ascii="Calibri" w:cs="Calibri" w:eastAsia="Calibri" w:hAnsi="Calibri"/>
+                  <w:b w:val="false"/>
+                  <w:bCs w:val="false"/>
+                  <w:sz w:val="20"/>
+                  <w:szCs w:val="20"/>
+                  <w:color w:val="1155CC"/>
+                  <w:u w:val="single"/>
+                </w:rPr>
+                <w:t xml:space="preserve">cnsa.fr/budget-et-financement/serafin-PH</w:t>
+              </w:r>
+            </w:hyperlink>
           </w:p>
         </w:tc>
         <w:tc>
@@ -426,43 +460,60 @@
             <w:pPr>
               <w:jc w:val="left"/>
             </w:pPr>
-            <w:r>
-              <w:rPr>
-                <w:rFonts w:ascii="Calibri" w:cs="Calibri" w:eastAsia="Calibri" w:hAnsi="Calibri"/>
-                <w:b w:val="false"/>
-                <w:bCs w:val="false"/>
-                <w:color w:val="1F2937"/>
-                <w:sz w:val="20"/>
-                <w:szCs w:val="20"/>
-              </w:rPr>
-              <w:t xml:space="preserve">atih.sante.fr — Recueil national PH</w:t>
-            </w:r>
-          </w:p>
-        </w:tc>
-        <w:tc>
-          <w:tcPr>
-            <w:tcMar>
-              <w:top w:type="dxa" w:w="60"/>
-              <w:left w:type="dxa" w:w="100"/>
-              <w:bottom w:type="dxa" w:w="60"/>
-              <w:right w:type="dxa" w:w="100"/>
-            </w:tcMar>
-          </w:tcPr>
-          <w:p>
-            <w:pPr>
-              <w:jc w:val="left"/>
-            </w:pPr>
-            <w:r>
-              <w:rPr>
-                <w:rFonts w:ascii="Calibri" w:cs="Calibri" w:eastAsia="Calibri" w:hAnsi="Calibri"/>
-                <w:b w:val="false"/>
-                <w:bCs w:val="false"/>
-                <w:color w:val="1F2937"/>
-                <w:sz w:val="20"/>
-                <w:szCs w:val="20"/>
-              </w:rPr>
-              <w:t xml:space="preserve">atih.sante.fr/champ-d-activite/personnes-handicapees</w:t>
-            </w:r>
+            <w:hyperlink w:history="1" r:id="rIdatih_champ2026">
+              <w:r>
+                <w:rPr>
+                  <w:rFonts w:ascii="Calibri" w:cs="Calibri" w:eastAsia="Calibri" w:hAnsi="Calibri"/>
+                  <w:b w:val="false"/>
+                  <w:bCs w:val="false"/>
+                  <w:sz w:val="20"/>
+                  <w:szCs w:val="20"/>
+                  <w:color w:val="1155CC"/>
+                  <w:u w:val="single"/>
+                </w:rPr>
+                <w:t xml:space="preserve">atih.sante.fr</w:t>
+              </w:r>
+            </w:hyperlink>
+            <w:r>
+              <w:rPr>
+                <w:rFonts w:ascii="Calibri" w:cs="Calibri" w:eastAsia="Calibri" w:hAnsi="Calibri"/>
+                <w:b w:val="false"/>
+                <w:bCs w:val="false"/>
+                <w:color w:val="1F2937"/>
+                <w:sz w:val="20"/>
+                <w:szCs w:val="20"/>
+              </w:rPr>
+              <w:t xml:space="preserve"> — Recueil national PH</w:t>
+            </w:r>
+          </w:p>
+        </w:tc>
+        <w:tc>
+          <w:tcPr>
+            <w:tcMar>
+              <w:top w:type="dxa" w:w="60"/>
+              <w:left w:type="dxa" w:w="100"/>
+              <w:bottom w:type="dxa" w:w="60"/>
+              <w:right w:type="dxa" w:w="100"/>
+            </w:tcMar>
+          </w:tcPr>
+          <w:p>
+            <w:pPr>
+              <w:jc w:val="left"/>
+            </w:pPr>
+            <w:hyperlink w:history="1" r:id="rIdatih_champ2026">
+              <w:r>
+                <w:rPr>
+                  <w:rFonts w:ascii="Calibri" w:cs="Calibri" w:eastAsia="Calibri" w:hAnsi="Calibri"/>
+                  <w:b w:val="false"/>
+                  <w:bCs w:val="false"/>
+                  <w:sz w:val="20"/>
+                  <w:szCs w:val="20"/>
+                  <w:color w:val="1155CC"/>
+                  <w:u w:val="single"/>
+                </w:rPr>
+                <w:t xml:space="preserve">atih.sante.fr/champ-d-activite/personnes-handicapees</w:t>
+              </w:r>
+            </w:hyperlink>
           </w:p>
         </w:tc>
         <w:tc>
@@ -533,16 +584,30 @@
             <w:pPr>
               <w:jc w:val="left"/>
             </w:pPr>
-            <w:r>
-              <w:rPr>
-                <w:rFonts w:ascii="Calibri" w:cs="Calibri" w:eastAsia="Calibri" w:hAnsi="Calibri"/>
-                <w:b w:val="false"/>
-                <w:bCs w:val="false"/>
-                <w:color w:val="1F2937"/>
-                <w:sz w:val="20"/>
-                <w:szCs w:val="20"/>
-              </w:rPr>
-              <w:t xml:space="preserve">bulletins-officiels.social.gouv.fr — Instruction 2026/80</w:t>
+            <w:hyperlink w:history="1" r:id="rIdbo2026">
+              <w:r>
+                <w:rPr>
+                  <w:rFonts w:ascii="Calibri" w:cs="Calibri" w:eastAsia="Calibri" w:hAnsi="Calibri"/>
+                  <w:b w:val="false"/>
+                  <w:bCs w:val="false"/>
+                  <w:sz w:val="20"/>
+                  <w:szCs w:val="20"/>
+                  <w:color w:val="1155CC"/>
+                  <w:u w:val="single"/>
+                </w:rPr>
+                <w:t xml:space="preserve">bulletins-officiels.social.gouv.fr</w:t>
+              </w:r>
+            </w:hyperlink>
+            <w:r>
+              <w:rPr>
+                <w:rFonts w:ascii="Calibri" w:cs="Calibri" w:eastAsia="Calibri" w:hAnsi="Calibri"/>
+                <w:b w:val="false"/>
+                <w:bCs w:val="false"/>
+                <w:color w:val="1F2937"/>
+                <w:sz w:val="20"/>
+                <w:szCs w:val="20"/>
+              </w:rPr>
+              <w:t xml:space="preserve"> — Instruction 2026/80</w:t>
             </w:r>
           </w:p>
         </w:tc>
@@ -560,17 +625,20 @@
             <w:pPr>
               <w:jc w:val="left"/>
             </w:pPr>
-            <w:r>
-              <w:rPr>
-                <w:rFonts w:ascii="Calibri" w:cs="Calibri" w:eastAsia="Calibri" w:hAnsi="Calibri"/>
-                <w:b w:val="false"/>
-                <w:bCs w:val="false"/>
-                <w:color w:val="1F2937"/>
-                <w:sz w:val="20"/>
-                <w:szCs w:val="20"/>
-              </w:rPr>
-              <w:t xml:space="preserve">bulletins-officiels.social.gouv.fr/…2026/80…</w:t>
-            </w:r>
+            <w:hyperlink w:history="1" r:id="rIdbo2026">
+              <w:r>
+                <w:rPr>
+                  <w:rFonts w:ascii="Calibri" w:cs="Calibri" w:eastAsia="Calibri" w:hAnsi="Calibri"/>
+                  <w:b w:val="false"/>
+                  <w:bCs w:val="false"/>
+                  <w:sz w:val="20"/>
+                  <w:szCs w:val="20"/>
+                  <w:color w:val="1155CC"/>
+                  <w:u w:val="single"/>
+                </w:rPr>
+                <w:t xml:space="preserve">bulletins-officiels.social.gouv.fr/…2026/80…</w:t>
+              </w:r>
+            </w:hyperlink>
           </w:p>
         </w:tc>
         <w:tc>
@@ -642,43 +710,60 @@
             <w:pPr>
               <w:jc w:val="left"/>
             </w:pPr>
-            <w:r>
-              <w:rPr>
-                <w:rFonts w:ascii="Calibri" w:cs="Calibri" w:eastAsia="Calibri" w:hAnsi="Calibri"/>
-                <w:b w:val="false"/>
-                <w:bCs w:val="false"/>
-                <w:color w:val="1F2937"/>
-                <w:sz w:val="20"/>
-                <w:szCs w:val="20"/>
-              </w:rPr>
-              <w:t xml:space="preserve">bretagne.ars.sante.fr — Page régionale SERAFIN-PH</w:t>
-            </w:r>
-          </w:p>
-        </w:tc>
-        <w:tc>
-          <w:tcPr>
-            <w:tcMar>
-              <w:top w:type="dxa" w:w="60"/>
-              <w:left w:type="dxa" w:w="100"/>
-              <w:bottom w:type="dxa" w:w="60"/>
-              <w:right w:type="dxa" w:w="100"/>
-            </w:tcMar>
-          </w:tcPr>
-          <w:p>
-            <w:pPr>
-              <w:jc w:val="left"/>
-            </w:pPr>
-            <w:r>
-              <w:rPr>
-                <w:rFonts w:ascii="Calibri" w:cs="Calibri" w:eastAsia="Calibri" w:hAnsi="Calibri"/>
-                <w:b w:val="false"/>
-                <w:bCs w:val="false"/>
-                <w:color w:val="1F2937"/>
-                <w:sz w:val="20"/>
-                <w:szCs w:val="20"/>
-              </w:rPr>
-              <w:t xml:space="preserve">bretagne.ars.sante.fr/…/serafin-ph</w:t>
-            </w:r>
+            <w:hyperlink w:history="1" r:id="rIdars2026">
+              <w:r>
+                <w:rPr>
+                  <w:rFonts w:ascii="Calibri" w:cs="Calibri" w:eastAsia="Calibri" w:hAnsi="Calibri"/>
+                  <w:b w:val="false"/>
+                  <w:bCs w:val="false"/>
+                  <w:sz w:val="20"/>
+                  <w:szCs w:val="20"/>
+                  <w:color w:val="1155CC"/>
+                  <w:u w:val="single"/>
+                </w:rPr>
+                <w:t xml:space="preserve">bretagne.ars.sante.fr</w:t>
+              </w:r>
+            </w:hyperlink>
+            <w:r>
+              <w:rPr>
+                <w:rFonts w:ascii="Calibri" w:cs="Calibri" w:eastAsia="Calibri" w:hAnsi="Calibri"/>
+                <w:b w:val="false"/>
+                <w:bCs w:val="false"/>
+                <w:color w:val="1F2937"/>
+                <w:sz w:val="20"/>
+                <w:szCs w:val="20"/>
+              </w:rPr>
+              <w:t xml:space="preserve"> — Page régionale SERAFIN-PH</w:t>
+            </w:r>
+          </w:p>
+        </w:tc>
+        <w:tc>
+          <w:tcPr>
+            <w:tcMar>
+              <w:top w:type="dxa" w:w="60"/>
+              <w:left w:type="dxa" w:w="100"/>
+              <w:bottom w:type="dxa" w:w="60"/>
+              <w:right w:type="dxa" w:w="100"/>
+            </w:tcMar>
+          </w:tcPr>
+          <w:p>
+            <w:pPr>
+              <w:jc w:val="left"/>
+            </w:pPr>
+            <w:hyperlink w:history="1" r:id="rIdars2026">
+              <w:r>
+                <w:rPr>
+                  <w:rFonts w:ascii="Calibri" w:cs="Calibri" w:eastAsia="Calibri" w:hAnsi="Calibri"/>
+                  <w:b w:val="false"/>
+                  <w:bCs w:val="false"/>
+                  <w:sz w:val="20"/>
+                  <w:szCs w:val="20"/>
+                  <w:color w:val="1155CC"/>
+                  <w:u w:val="single"/>
+                </w:rPr>
+                <w:t xml:space="preserve">bretagne.ars.sante.fr/…/serafin-ph</w:t>
+              </w:r>
+            </w:hyperlink>
           </w:p>
         </w:tc>
         <w:tc>
@@ -749,16 +834,30 @@
             <w:pPr>
               <w:jc w:val="left"/>
             </w:pPr>
-            <w:r>
-              <w:rPr>
-                <w:rFonts w:ascii="Calibri" w:cs="Calibri" w:eastAsia="Calibri" w:hAnsi="Calibri"/>
-                <w:b w:val="false"/>
-                <w:bCs w:val="false"/>
-                <w:color w:val="1F2937"/>
-                <w:sz w:val="20"/>
-                <w:szCs w:val="20"/>
-              </w:rPr>
-              <w:t xml:space="preserve">fhf.fr — Recueil 2026 : calendrier et accompagnement</w:t>
+            <w:hyperlink w:history="1" r:id="rIdfhf2026">
+              <w:r>
+                <w:rPr>
+                  <w:rFonts w:ascii="Calibri" w:cs="Calibri" w:eastAsia="Calibri" w:hAnsi="Calibri"/>
+                  <w:b w:val="false"/>
+                  <w:bCs w:val="false"/>
+                  <w:sz w:val="20"/>
+                  <w:szCs w:val="20"/>
+                  <w:color w:val="1155CC"/>
+                  <w:u w:val="single"/>
+                </w:rPr>
+                <w:t xml:space="preserve">fhf.fr</w:t>
+              </w:r>
+            </w:hyperlink>
+            <w:r>
+              <w:rPr>
+                <w:rFonts w:ascii="Calibri" w:cs="Calibri" w:eastAsia="Calibri" w:hAnsi="Calibri"/>
+                <w:b w:val="false"/>
+                <w:bCs w:val="false"/>
+                <w:color w:val="1F2937"/>
+                <w:sz w:val="20"/>
+                <w:szCs w:val="20"/>
+              </w:rPr>
+              <w:t xml:space="preserve"> — Recueil 2026 : calendrier et accompagnement</w:t>
             </w:r>
           </w:p>
         </w:tc>
@@ -776,17 +875,20 @@
             <w:pPr>
               <w:jc w:val="left"/>
             </w:pPr>
-            <w:r>
-              <w:rPr>
-                <w:rFonts w:ascii="Calibri" w:cs="Calibri" w:eastAsia="Calibri" w:hAnsi="Calibri"/>
-                <w:b w:val="false"/>
-                <w:bCs w:val="false"/>
-                <w:color w:val="1F2937"/>
-                <w:sz w:val="20"/>
-                <w:szCs w:val="20"/>
-              </w:rPr>
-              <w:t xml:space="preserve">fhf.fr/…/serafin-ph-recueil-2026…</w:t>
-            </w:r>
+            <w:hyperlink w:history="1" r:id="rIdfhf2026">
+              <w:r>
+                <w:rPr>
+                  <w:rFonts w:ascii="Calibri" w:cs="Calibri" w:eastAsia="Calibri" w:hAnsi="Calibri"/>
+                  <w:b w:val="false"/>
+                  <w:bCs w:val="false"/>
+                  <w:sz w:val="20"/>
+                  <w:szCs w:val="20"/>
+                  <w:color w:val="1155CC"/>
+                  <w:u w:val="single"/>
+                </w:rPr>
+                <w:t xml:space="preserve">fhf.fr/…/serafin-ph-recueil-2026…</w:t>
+              </w:r>
+            </w:hyperlink>
           </w:p>
         </w:tc>
         <w:tc>
@@ -2162,7 +2264,65 @@
           <w:sz w:val="22"/>
           <w:szCs w:val="22"/>
         </w:rPr>
-        <w:t xml:space="preserve">Source : ARS Bretagne (page mise à jour le 19 juin 2026) + CNSA page principale SERAFIN-PH + WebSearch juillet 2026. Aucune publication officielle datée du 15 au 22 juillet 2026 n'a été identifiée sur cette phase.</w:t>
+        <w:t xml:space="preserve">Source : ARS Bretagne, </w:t>
+      </w:r>
+      <w:hyperlink w:history="1" r:id="rIdars2026">
+        <w:r>
+          <w:rPr>
+            <w:rFonts w:ascii="Calibri" w:cs="Calibri" w:eastAsia="Calibri" w:hAnsi="Calibri"/>
+            <w:b w:val="false"/>
+            <w:bCs w:val="false"/>
+            <w:i/>
+            <w:iCs/>
+            <w:sz w:val="22"/>
+            <w:szCs w:val="22"/>
+            <w:color w:val="1155CC"/>
+            <w:u w:val="single"/>
+          </w:rPr>
+          <w:t xml:space="preserve">bretagne.ars.sante.fr</w:t>
+        </w:r>
+      </w:hyperlink>
+      <w:r>
+        <w:rPr>
+          <w:rFonts w:ascii="Calibri" w:cs="Calibri" w:eastAsia="Calibri" w:hAnsi="Calibri"/>
+          <w:b w:val="false"/>
+          <w:bCs w:val="false"/>
+          <w:i/>
+          <w:iCs/>
+          <w:color w:val="6B7280"/>
+          <w:sz w:val="22"/>
+          <w:szCs w:val="22"/>
+        </w:rPr>
+        <w:t xml:space="preserve"> (page mise à jour le 19 juin 2026) + CNSA page principale SERAFIN-PH, </w:t>
+      </w:r>
+      <w:hyperlink w:history="1" r:id="rIdcnsa_page2026">
+        <w:r>
+          <w:rPr>
+            <w:rFonts w:ascii="Calibri" w:cs="Calibri" w:eastAsia="Calibri" w:hAnsi="Calibri"/>
+            <w:b w:val="false"/>
+            <w:bCs w:val="false"/>
+            <w:i/>
+            <w:iCs/>
+            <w:sz w:val="22"/>
+            <w:szCs w:val="22"/>
+            <w:color w:val="1155CC"/>
+            <w:u w:val="single"/>
+          </w:rPr>
+          <w:t xml:space="preserve">cnsa.fr</w:t>
+        </w:r>
+      </w:hyperlink>
+      <w:r>
+        <w:rPr>
+          <w:rFonts w:ascii="Calibri" w:cs="Calibri" w:eastAsia="Calibri" w:hAnsi="Calibri"/>
+          <w:b w:val="false"/>
+          <w:bCs w:val="false"/>
+          <w:i/>
+          <w:iCs/>
+          <w:color w:val="6B7280"/>
+          <w:sz w:val="22"/>
+          <w:szCs w:val="22"/>
+        </w:rPr>
+        <w:t xml:space="preserve"> + WebSearch juillet 2026. Aucune publication officielle datée du 15 au 22 juillet 2026 n'a été identifiée sur cette phase.</w:t>
       </w:r>
     </w:p>
     <w:p>
@@ -3006,7 +3166,36 @@
           <w:sz w:val="22"/>
           <w:szCs w:val="22"/>
         </w:rPr>
-        <w:t xml:space="preserve">Portée : Crée un traitement de données personnelles sous responsabilité conjointe DGCS + CNSA. Définit les obligations de transmission via SIDOBA. Source primaire consultée indirectement (via e-solidarites.fr et WebSearch — accès JO Légifrance non direct dans cette exécution).</w:t>
+        <w:t xml:space="preserve">Portée : Crée un traitement de données personnelles sous responsabilité conjointe DGCS + CNSA. Définit les obligations de transmission via SIDOBA. Source primaire consultée indirectement (via </w:t>
+      </w:r>
+      <w:hyperlink w:history="1" r:id="rIdesol2026">
+        <w:r>
+          <w:rPr>
+            <w:rFonts w:ascii="Calibri" w:cs="Calibri" w:eastAsia="Calibri" w:hAnsi="Calibri"/>
+            <w:b w:val="false"/>
+            <w:bCs w:val="false"/>
+            <w:i/>
+            <w:iCs/>
+            <w:sz w:val="22"/>
+            <w:szCs w:val="22"/>
+            <w:color w:val="1155CC"/>
+            <w:u w:val="single"/>
+          </w:rPr>
+          <w:t xml:space="preserve">e-solidarites.fr</w:t>
+        </w:r>
+      </w:hyperlink>
+      <w:r>
+        <w:rPr>
+          <w:rFonts w:ascii="Calibri" w:cs="Calibri" w:eastAsia="Calibri" w:hAnsi="Calibri"/>
+          <w:b w:val="false"/>
+          <w:bCs w:val="false"/>
+          <w:i/>
+          <w:iCs/>
+          <w:color w:val="6B7280"/>
+          <w:sz w:val="22"/>
+          <w:szCs w:val="22"/>
+        </w:rPr>
+        <w:t xml:space="preserve"> et WebSearch — accès JO Légifrance non direct dans cette exécution).</w:t>
       </w:r>
     </w:p>
     <w:p>
@@ -3053,7 +3242,36 @@
           <w:sz w:val="22"/>
           <w:szCs w:val="22"/>
         </w:rPr>
-        <w:t xml:space="preserve">Mention uniquement pour contexte de fond (date d'événement : 2 juillet 2025, soit 12 mois avant notre fenêtre). La ministre Charlotte Parmentier-Lecocq avait confirmé la structure du modèle de financement (compartiment principal + modulation + bonus multi-modal). Taux de réponse 2025 : 86 % des établissements / 90 % des solutions installées. Source : handicap.gouv.fr.</w:t>
+        <w:t xml:space="preserve">Mention uniquement pour contexte de fond (date d'événement : 2 juillet 2025, soit 12 mois avant notre fenêtre). La ministre Charlotte Parmentier-Lecocq avait confirmé la structure du modèle de financement (compartiment principal + modulation + bonus multi-modal). Taux de réponse 2025 : 86 % des établissements / 90 % des solutions installées. Source : </w:t>
+      </w:r>
+      <w:hyperlink w:history="1" r:id="rIdcomite2026">
+        <w:r>
+          <w:rPr>
+            <w:rFonts w:ascii="Calibri" w:cs="Calibri" w:eastAsia="Calibri" w:hAnsi="Calibri"/>
+            <w:b w:val="false"/>
+            <w:bCs w:val="false"/>
+            <w:i w:val="false"/>
+            <w:iCs w:val="false"/>
+            <w:sz w:val="22"/>
+            <w:szCs w:val="22"/>
+            <w:color w:val="1155CC"/>
+            <w:u w:val="single"/>
+          </w:rPr>
+          <w:t xml:space="preserve">handicap.gouv.fr</w:t>
+        </w:r>
+      </w:hyperlink>
+      <w:r>
+        <w:rPr>
+          <w:rFonts w:ascii="Calibri" w:cs="Calibri" w:eastAsia="Calibri" w:hAnsi="Calibri"/>
+          <w:b w:val="false"/>
+          <w:bCs w:val="false"/>
+          <w:i w:val="false"/>
+          <w:iCs w:val="false"/>
+          <w:color w:val="1F2937"/>
+          <w:sz w:val="22"/>
+          <w:szCs w:val="22"/>
+        </w:rPr>
+        <w:t xml:space="preserve">.</w:t>
       </w:r>
     </w:p>
     <w:p>
@@ -5059,7 +5277,157 @@
                 <w:sz w:val="20"/>
                 <w:szCs w:val="20"/>
               </w:rPr>
-              <w:t xml:space="preserve">6 (handicap.gouv.fr, cnsa.fr x2, atih.sante.fr, bulletins-officiels.social.gouv.fr, bretagne.ars.sante.fr, fhf.fr)</w:t>
+              <w:t xml:space="preserve">6 (</w:t>
+            </w:r>
+            <w:hyperlink w:history="1" r:id="rIdcomite2026">
+              <w:r>
+                <w:rPr>
+                  <w:rFonts w:ascii="Calibri" w:cs="Calibri" w:eastAsia="Calibri" w:hAnsi="Calibri"/>
+                  <w:b w:val="false"/>
+                  <w:bCs w:val="false"/>
+                  <w:sz w:val="20"/>
+                  <w:szCs w:val="20"/>
+                  <w:color w:val="1155CC"/>
+                  <w:u w:val="single"/>
+                </w:rPr>
+                <w:t xml:space="preserve">handicap.gouv.fr</w:t>
+              </w:r>
+            </w:hyperlink>
+            <w:r>
+              <w:rPr>
+                <w:rFonts w:ascii="Calibri" w:cs="Calibri" w:eastAsia="Calibri" w:hAnsi="Calibri"/>
+                <w:b w:val="false"/>
+                <w:bCs w:val="false"/>
+                <w:color w:val="1F2937"/>
+                <w:sz w:val="20"/>
+                <w:szCs w:val="20"/>
+              </w:rPr>
+              <w:t xml:space="preserve">, </w:t>
+            </w:r>
+            <w:hyperlink w:history="1" r:id="rIdcnsa_page2026">
+              <w:r>
+                <w:rPr>
+                  <w:rFonts w:ascii="Calibri" w:cs="Calibri" w:eastAsia="Calibri" w:hAnsi="Calibri"/>
+                  <w:b w:val="false"/>
+                  <w:bCs w:val="false"/>
+                  <w:sz w:val="20"/>
+                  <w:szCs w:val="20"/>
+                  <w:color w:val="1155CC"/>
+                  <w:u w:val="single"/>
+                </w:rPr>
+                <w:t xml:space="preserve">cnsa.fr</w:t>
+              </w:r>
+            </w:hyperlink>
+            <w:r>
+              <w:rPr>
+                <w:rFonts w:ascii="Calibri" w:cs="Calibri" w:eastAsia="Calibri" w:hAnsi="Calibri"/>
+                <w:b w:val="false"/>
+                <w:bCs w:val="false"/>
+                <w:color w:val="1F2937"/>
+                <w:sz w:val="20"/>
+                <w:szCs w:val="20"/>
+              </w:rPr>
+              <w:t xml:space="preserve"> x2, </w:t>
+            </w:r>
+            <w:hyperlink w:history="1" r:id="rIdatih_champ2026">
+              <w:r>
+                <w:rPr>
+                  <w:rFonts w:ascii="Calibri" w:cs="Calibri" w:eastAsia="Calibri" w:hAnsi="Calibri"/>
+                  <w:b w:val="false"/>
+                  <w:bCs w:val="false"/>
+                  <w:sz w:val="20"/>
+                  <w:szCs w:val="20"/>
+                  <w:color w:val="1155CC"/>
+                  <w:u w:val="single"/>
+                </w:rPr>
+                <w:t xml:space="preserve">atih.sante.fr</w:t>
+              </w:r>
+            </w:hyperlink>
+            <w:r>
+              <w:rPr>
+                <w:rFonts w:ascii="Calibri" w:cs="Calibri" w:eastAsia="Calibri" w:hAnsi="Calibri"/>
+                <w:b w:val="false"/>
+                <w:bCs w:val="false"/>
+                <w:color w:val="1F2937"/>
+                <w:sz w:val="20"/>
+                <w:szCs w:val="20"/>
+              </w:rPr>
+              <w:t xml:space="preserve">, </w:t>
+            </w:r>
+            <w:hyperlink w:history="1" r:id="rIdbo2026">
+              <w:r>
+                <w:rPr>
+                  <w:rFonts w:ascii="Calibri" w:cs="Calibri" w:eastAsia="Calibri" w:hAnsi="Calibri"/>
+                  <w:b w:val="false"/>
+                  <w:bCs w:val="false"/>
+                  <w:sz w:val="20"/>
+                  <w:szCs w:val="20"/>
+                  <w:color w:val="1155CC"/>
+                  <w:u w:val="single"/>
+                </w:rPr>
+                <w:t xml:space="preserve">bulletins-officiels.social.gouv.fr</w:t>
+              </w:r>
+            </w:hyperlink>
+            <w:r>
+              <w:rPr>
+                <w:rFonts w:ascii="Calibri" w:cs="Calibri" w:eastAsia="Calibri" w:hAnsi="Calibri"/>
+                <w:b w:val="false"/>
+                <w:bCs w:val="false"/>
+                <w:color w:val="1F2937"/>
+                <w:sz w:val="20"/>
+                <w:szCs w:val="20"/>
+              </w:rPr>
+              <w:t xml:space="preserve">, </w:t>
+            </w:r>
+            <w:hyperlink w:history="1" r:id="rIdars2026">
+              <w:r>
+                <w:rPr>
+                  <w:rFonts w:ascii="Calibri" w:cs="Calibri" w:eastAsia="Calibri" w:hAnsi="Calibri"/>
+                  <w:b w:val="false"/>
+                  <w:bCs w:val="false"/>
+                  <w:sz w:val="20"/>
+                  <w:szCs w:val="20"/>
+                  <w:color w:val="1155CC"/>
+                  <w:u w:val="single"/>
+                </w:rPr>
+                <w:t xml:space="preserve">bretagne.ars.sante.fr</w:t>
+              </w:r>
+            </w:hyperlink>
+            <w:r>
+              <w:rPr>
+                <w:rFonts w:ascii="Calibri" w:cs="Calibri" w:eastAsia="Calibri" w:hAnsi="Calibri"/>
+                <w:b w:val="false"/>
+                <w:bCs w:val="false"/>
+                <w:color w:val="1F2937"/>
+                <w:sz w:val="20"/>
+                <w:szCs w:val="20"/>
+              </w:rPr>
+              <w:t xml:space="preserve">, </w:t>
+            </w:r>
+            <w:hyperlink w:history="1" r:id="rIdfhf2026">
+              <w:r>
+                <w:rPr>
+                  <w:rFonts w:ascii="Calibri" w:cs="Calibri" w:eastAsia="Calibri" w:hAnsi="Calibri"/>
+                  <w:b w:val="false"/>
+                  <w:bCs w:val="false"/>
+                  <w:sz w:val="20"/>
+                  <w:szCs w:val="20"/>
+                  <w:color w:val="1155CC"/>
+                  <w:u w:val="single"/>
+                </w:rPr>
+                <w:t xml:space="preserve">fhf.fr</w:t>
+              </w:r>
+            </w:hyperlink>
+            <w:r>
+              <w:rPr>
+                <w:rFonts w:ascii="Calibri" w:cs="Calibri" w:eastAsia="Calibri" w:hAnsi="Calibri"/>
+                <w:b w:val="false"/>
+                <w:bCs w:val="false"/>
+                <w:color w:val="1F2937"/>
+                <w:sz w:val="20"/>
+                <w:szCs w:val="20"/>
+              </w:rPr>
+              <w:t xml:space="preserve">)</w:t>
             </w:r>
           </w:p>
         </w:tc>
@@ -5285,6 +5653,64 @@
         </w:tc>
       </w:tr>
     </w:tbl>
+    <w:p>
+      <w:pPr>
+        <w:spacing w:after="120" w:before="320"/>
+      </w:pPr>
+      <w:r>
+        <w:rPr>
+          <w:rFonts w:ascii="Calibri" w:cs="Calibri" w:eastAsia="Calibri" w:hAnsi="Calibri"/>
+          <w:b/>
+          <w:bCs/>
+          <w:color w:val="1B3A6B"/>
+          <w:sz w:val="28"/>
+          <w:szCs w:val="28"/>
+        </w:rPr>
+        <w:t xml:space="preserve">📝 Journal des corrections — 12 septembre 2026</w:t>
+      </w:r>
+    </w:p>
+    <w:p>
+      <w:pPr>
+        <w:spacing w:after="80"/>
+      </w:pPr>
+      <w:r>
+        <w:rPr>
+          <w:rFonts w:ascii="Calibri" w:cs="Calibri" w:eastAsia="Calibri" w:hAnsi="Calibri"/>
+          <w:color w:val="1F2937"/>
+          <w:sz w:val="22"/>
+          <w:szCs w:val="22"/>
+        </w:rPr>
+        <w:t xml:space="preserve">Note produite le 22/07/2026, relue le 12/09/2026 au cours d'un contrôle d'attribution des 221 documents du dépôt (règle ⑭ : une page ou un site nommé comme source doit être lié). Contenu inchangé.</w:t>
+      </w:r>
+    </w:p>
+    <w:p>
+      <w:pPr>
+        <w:spacing w:after="80"/>
+      </w:pPr>
+      <w:r>
+        <w:rPr>
+          <w:rFonts w:ascii="Calibri" w:cs="Calibri" w:eastAsia="Calibri" w:hAnsi="Calibri"/>
+          <w:color w:val="1F2937"/>
+          <w:sz w:val="22"/>
+          <w:szCs w:val="22"/>
+        </w:rPr>
+        <w:t xml:space="preserve">Chemins et sites nommés sans lien cliquable, chacun lié le 12/09/2026 à la page qu'il désigne, testée à 200 dans un navigateur (Légifrance : 403 pour l'agent du job, lisible dans un navigateur) : handicap.gouv.fr/…/serafin-ph → handicap.gouv.fr/comite-strategique-de-la-reforme-tarifaire-des-etabli… (1) ; cnsa.fr/budget-et-financement/serafin-PH → www.cnsa.fr/budget-et-financement/serafin-PH (1) ; atih.sante.fr/champ-d-activite/personnes-handicapees → www.atih.sante.fr/champ-d-activite/personnes-handicapees (1) ; bulletins-officiels.social.gouv.fr/…2026/80… → bulletins-officiels.social.gouv.fr/instruction-ndeg-dgcssd5bdsssd1acns… (1) ; bretagne.ars.sante.fr/…/serafin-ph → www.bretagne.ars.sante.fr/serafin-ph-la-reforme-du-financement-des-eta… (1) ; fhf.fr/…/serafin-ph-recueil-2026… → www.fhf.fr/expertises/autonomie/handicap/serafin-ph-ouverture-du-recue… (1) ; handicap.gouv.fr → handicap.gouv.fr/comite-strategique-de-la-reforme-tarifaire-des-etabli… (3) ; cnsa.fr → www.cnsa.fr/budget-et-financement/serafin-PH (2) ; atih.sante.fr → www.atih.sante.fr/champ-d-activite/personnes-handicapees (2) ; bulletins-officiels.social.gouv.fr → bulletins-officiels.social.gouv.fr/instruction-ndeg-dgcssd5bdsssd1acns… (2) ; bretagne.ars.sante.fr → www.bretagne.ars.sante.fr/serafin-ph-la-reforme-du-financement-des-eta… (2) ; fhf.fr → www.fhf.fr/expertises/autonomie/handicap/serafin-ph-ouverture-du-recue… (2) ; e-solidarites.fr → www.e-solidarites.fr/gestion-financement/serafin-ph-decret-ndeg-2026-3… (1).</w:t>
+      </w:r>
+    </w:p>
+    <w:p>
+      <w:pPr>
+        <w:spacing w:after="80"/>
+      </w:pPr>
+      <w:r>
+        <w:rPr>
+          <w:rFonts w:ascii="Calibri" w:cs="Calibri" w:eastAsia="Calibri" w:hAnsi="Calibri"/>
+          <w:color w:val="1F2937"/>
+          <w:sz w:val="22"/>
+          <w:szCs w:val="22"/>
+        </w:rPr>
+        <w:t xml:space="preserve">La ligne « Source : ARS Bretagne (…) + CNSA page principale SERAFIN-PH » nommait deux sources sans domaine : les deux domaines sont ajoutés et liés le 12/09/2026.</w:t>
+      </w:r>
+    </w:p>
     <w:sectPr>
       <w:headerReference w:type="default" r:id="rId7"/>
       <w:footerReference w:type="default" r:id="rId8"/>
